--- a/tillsyn/A 1811-2025 tillsynsbegäran.docx
+++ b/tillsyn/A 1811-2025 tillsynsbegäran.docx
@@ -363,7 +363,7 @@
     <w:r>
       <w:tab/>
       <w:tab/>
-      <w:t>2026-09-14</w:t>
+      <w:t>2026-09-15</w:t>
       <w:br/>
       <w:br/>
     </w:r>

--- a/tillsyn/A 1811-2025 tillsynsbegäran.docx
+++ b/tillsyn/A 1811-2025 tillsynsbegäran.docx
@@ -363,7 +363,7 @@
     <w:r>
       <w:tab/>
       <w:tab/>
-      <w:t>2026-09-15</w:t>
+      <w:t>2026-09-16</w:t>
       <w:br/>
       <w:br/>
     </w:r>

--- a/tillsyn/A 1811-2025 tillsynsbegäran.docx
+++ b/tillsyn/A 1811-2025 tillsynsbegäran.docx
@@ -363,7 +363,7 @@
     <w:r>
       <w:tab/>
       <w:tab/>
-      <w:t>2026-09-16</w:t>
+      <w:t>2026-09-17</w:t>
       <w:br/>
       <w:br/>
     </w:r>

--- a/tillsyn/A 1811-2025 tillsynsbegäran.docx
+++ b/tillsyn/A 1811-2025 tillsynsbegäran.docx
@@ -363,7 +363,7 @@
     <w:r>
       <w:tab/>
       <w:tab/>
-      <w:t>2026-09-17</w:t>
+      <w:t>2026-09-18</w:t>
       <w:br/>
       <w:br/>
     </w:r>

--- a/tillsyn/A 1811-2025 tillsynsbegäran.docx
+++ b/tillsyn/A 1811-2025 tillsynsbegäran.docx
@@ -363,7 +363,7 @@
     <w:r>
       <w:tab/>
       <w:tab/>
-      <w:t>2026-09-18</w:t>
+      <w:t>2026-09-19</w:t>
       <w:br/>
       <w:br/>
     </w:r>

--- a/tillsyn/A 1811-2025 tillsynsbegäran.docx
+++ b/tillsyn/A 1811-2025 tillsynsbegäran.docx
@@ -363,7 +363,7 @@
     <w:r>
       <w:tab/>
       <w:tab/>
-      <w:t>2026-09-19</w:t>
+      <w:t>2026-09-21</w:t>
       <w:br/>
       <w:br/>
     </w:r>

--- a/tillsyn/A 1811-2025 tillsynsbegäran.docx
+++ b/tillsyn/A 1811-2025 tillsynsbegäran.docx
@@ -363,7 +363,7 @@
     <w:r>
       <w:tab/>
       <w:tab/>
-      <w:t>2026-09-21</w:t>
+      <w:t>2026-09-23</w:t>
       <w:br/>
       <w:br/>
     </w:r>

--- a/tillsyn/A 1811-2025 tillsynsbegäran.docx
+++ b/tillsyn/A 1811-2025 tillsynsbegäran.docx
@@ -363,7 +363,7 @@
     <w:r>
       <w:tab/>
       <w:tab/>
-      <w:t>2026-09-23</w:t>
+      <w:t>2026-09-24</w:t>
       <w:br/>
       <w:br/>
     </w:r>

--- a/tillsyn/A 1811-2025 tillsynsbegäran.docx
+++ b/tillsyn/A 1811-2025 tillsynsbegäran.docx
@@ -363,7 +363,7 @@
     <w:r>
       <w:tab/>
       <w:tab/>
-      <w:t>2026-09-24</w:t>
+      <w:t>2026-09-25</w:t>
       <w:br/>
       <w:br/>
     </w:r>

--- a/tillsyn/A 1811-2025 tillsynsbegäran.docx
+++ b/tillsyn/A 1811-2025 tillsynsbegäran.docx
@@ -363,7 +363,7 @@
     <w:r>
       <w:tab/>
       <w:tab/>
-      <w:t>2026-09-25</w:t>
+      <w:t>2026-09-26</w:t>
       <w:br/>
       <w:br/>
     </w:r>

--- a/tillsyn/A 1811-2025 tillsynsbegäran.docx
+++ b/tillsyn/A 1811-2025 tillsynsbegäran.docx
@@ -363,7 +363,7 @@
     <w:r>
       <w:tab/>
       <w:tab/>
-      <w:t>2026-09-26</w:t>
+      <w:t>2026-09-27</w:t>
       <w:br/>
       <w:br/>
     </w:r>

--- a/tillsyn/A 1811-2025 tillsynsbegäran.docx
+++ b/tillsyn/A 1811-2025 tillsynsbegäran.docx
@@ -363,7 +363,7 @@
     <w:r>
       <w:tab/>
       <w:tab/>
-      <w:t>2026-09-27</w:t>
+      <w:t>2026-09-28</w:t>
       <w:br/>
       <w:br/>
     </w:r>

--- a/tillsyn/A 1811-2025 tillsynsbegäran.docx
+++ b/tillsyn/A 1811-2025 tillsynsbegäran.docx
@@ -363,7 +363,7 @@
     <w:r>
       <w:tab/>
       <w:tab/>
-      <w:t>2026-09-28</w:t>
+      <w:t>2026-09-29</w:t>
       <w:br/>
       <w:br/>
     </w:r>

--- a/tillsyn/A 1811-2025 tillsynsbegäran.docx
+++ b/tillsyn/A 1811-2025 tillsynsbegäran.docx
@@ -363,7 +363,7 @@
     <w:r>
       <w:tab/>
       <w:tab/>
-      <w:t>2026-09-29</w:t>
+      <w:t>2026-09-30</w:t>
       <w:br/>
       <w:br/>
     </w:r>

--- a/tillsyn/A 1811-2025 tillsynsbegäran.docx
+++ b/tillsyn/A 1811-2025 tillsynsbegäran.docx
@@ -363,7 +363,7 @@
     <w:r>
       <w:tab/>
       <w:tab/>
-      <w:t>2026-09-30</w:t>
+      <w:t>2026-10-01</w:t>
       <w:br/>
       <w:br/>
     </w:r>

--- a/tillsyn/A 1811-2025 tillsynsbegäran.docx
+++ b/tillsyn/A 1811-2025 tillsynsbegäran.docx
@@ -363,7 +363,7 @@
     <w:r>
       <w:tab/>
       <w:tab/>
-      <w:t>2026-10-01</w:t>
+      <w:t>2026-10-02</w:t>
       <w:br/>
       <w:br/>
     </w:r>

--- a/tillsyn/A 1811-2025 tillsynsbegäran.docx
+++ b/tillsyn/A 1811-2025 tillsynsbegäran.docx
@@ -22,7 +22,7 @@
       <w:r>
         <w:drawing>
           <wp:inline xmlns:a="http://schemas.openxmlformats.org/drawingml/2006/main" xmlns:pic="http://schemas.openxmlformats.org/drawingml/2006/picture">
-            <wp:extent cx="5486400" cy="4636102"/>
+            <wp:extent cx="5486400" cy="4764307"/>
             <wp:docPr id="1" name="Picture 1"/>
             <wp:cNvGraphicFramePr>
               <a:graphicFrameLocks noChangeAspect="1"/>
@@ -43,7 +43,7 @@
                   <pic:spPr>
                     <a:xfrm>
                       <a:off x="0" y="0"/>
-                      <a:ext cx="5486400" cy="4636102"/>
+                      <a:ext cx="5486400" cy="4764307"/>
                     </a:xfrm>
                     <a:prstGeom prst="rect"/>
                   </pic:spPr>
@@ -65,7 +65,7 @@
     </w:p>
     <w:p>
       <w:r>
-        <w:t>I och inom 11 meter från avverkningsanmälan finns fynd av 1 naturvårdsarter, varav 1 är fridlyst och 1 är typisk (T): spillkråka (T, §4). Se Figur 1.</w:t>
+        <w:t>I och inom 11 meter från avverkningsanmälan finns fynd av 2 naturvårdsarter, varav 1 är fridlyst, 1 är typisk (T) och 1 är signalart (S): blomkålssvamp (S) och spillkråka (T, §4). Se Figur 1.</w:t>
       </w:r>
     </w:p>
     <w:p>
@@ -97,6 +97,17 @@
     <w:p>
       <w:r>
         <w:t>Nedan följer beskrivningar av de naturvårdsarter och fridlysta arter som har sina livsmiljöer och växtplatser i den avverkningsanmälda skogen. Se även ytterligare artfakta i BILAGA 1. De påträffade naturvårdsarterna är ett tydligt kvitto på att det rör sig om en skog med höga naturvärden.</w:t>
+      </w:r>
+    </w:p>
+    <w:p>
+      <w:r>
+        <w:rPr>
+          <w:b/>
+        </w:rPr>
+        <w:t xml:space="preserve">Blomkålssvamp </w:t>
+      </w:r>
+      <w:r>
+        <w:t>är en parasit och vednedbrytare som växer på rötter och basala stamdelar av tall, enstaka gånger även på lärk och gran. Träden är oftast mycket gamla, gärna 150–200 år eller äldre. När blomkålssvamp påträffas i skogslandskapet signalerar den vanligtvis skyddsvärda tallbestånd med höga naturvärden. Den är då främst knuten till gamla skogar, oftast tallnaturskogar och olika restbiotoper där det förekommer biologiskt gamla träd. Samtliga tallar med blomkålssvamp bör klassas som naturvårdsträd och lämnas som framtida ”evighetsträd” (Nitare &amp; Skogsstyrelsen, 2019).</w:t>
       </w:r>
     </w:p>
     <w:p>
@@ -363,7 +374,7 @@
     <w:r>
       <w:tab/>
       <w:tab/>
-      <w:t>2026-10-02</w:t>
+      <w:t>2026-10-03</w:t>
       <w:br/>
       <w:br/>
     </w:r>

--- a/tillsyn/A 1811-2025 tillsynsbegäran.docx
+++ b/tillsyn/A 1811-2025 tillsynsbegäran.docx
@@ -374,7 +374,7 @@
     <w:r>
       <w:tab/>
       <w:tab/>
-      <w:t>2026-10-03</w:t>
+      <w:t>2026-10-04</w:t>
       <w:br/>
       <w:br/>
     </w:r>

--- a/tillsyn/A 1811-2025 tillsynsbegäran.docx
+++ b/tillsyn/A 1811-2025 tillsynsbegäran.docx
@@ -374,7 +374,7 @@
     <w:r>
       <w:tab/>
       <w:tab/>
-      <w:t>2026-10-04</w:t>
+      <w:t>2026-10-05</w:t>
       <w:br/>
       <w:br/>
     </w:r>

--- a/tillsyn/A 1811-2025 tillsynsbegäran.docx
+++ b/tillsyn/A 1811-2025 tillsynsbegäran.docx
@@ -374,7 +374,7 @@
     <w:r>
       <w:tab/>
       <w:tab/>
-      <w:t>2026-10-05</w:t>
+      <w:t>2026-10-06</w:t>
       <w:br/>
       <w:br/>
     </w:r>

--- a/tillsyn/A 1811-2025 tillsynsbegäran.docx
+++ b/tillsyn/A 1811-2025 tillsynsbegäran.docx
@@ -374,7 +374,7 @@
     <w:r>
       <w:tab/>
       <w:tab/>
-      <w:t>2026-10-06</w:t>
+      <w:t>2026-10-07</w:t>
       <w:br/>
       <w:br/>
     </w:r>

--- a/tillsyn/A 1811-2025 tillsynsbegäran.docx
+++ b/tillsyn/A 1811-2025 tillsynsbegäran.docx
@@ -374,7 +374,7 @@
     <w:r>
       <w:tab/>
       <w:tab/>
-      <w:t>2026-10-07</w:t>
+      <w:t>2026-10-08</w:t>
       <w:br/>
       <w:br/>
     </w:r>

--- a/tillsyn/A 1811-2025 tillsynsbegäran.docx
+++ b/tillsyn/A 1811-2025 tillsynsbegäran.docx
@@ -374,7 +374,7 @@
     <w:r>
       <w:tab/>
       <w:tab/>
-      <w:t>2026-10-08</w:t>
+      <w:t>2026-10-09</w:t>
       <w:br/>
       <w:br/>
     </w:r>

--- a/tillsyn/A 1811-2025 tillsynsbegäran.docx
+++ b/tillsyn/A 1811-2025 tillsynsbegäran.docx
@@ -374,7 +374,7 @@
     <w:r>
       <w:tab/>
       <w:tab/>
-      <w:t>2026-10-09</w:t>
+      <w:t>2026-10-10</w:t>
       <w:br/>
       <w:br/>
     </w:r>

--- a/tillsyn/A 1811-2025 tillsynsbegäran.docx
+++ b/tillsyn/A 1811-2025 tillsynsbegäran.docx
@@ -374,7 +374,7 @@
     <w:r>
       <w:tab/>
       <w:tab/>
-      <w:t>2026-10-10</w:t>
+      <w:t>2026-10-11</w:t>
       <w:br/>
       <w:br/>
     </w:r>

--- a/tillsyn/A 1811-2025 tillsynsbegäran.docx
+++ b/tillsyn/A 1811-2025 tillsynsbegäran.docx
@@ -374,7 +374,7 @@
     <w:r>
       <w:tab/>
       <w:tab/>
-      <w:t>2026-10-11</w:t>
+      <w:t>2026-10-12</w:t>
       <w:br/>
       <w:br/>
     </w:r>

--- a/tillsyn/A 1811-2025 tillsynsbegäran.docx
+++ b/tillsyn/A 1811-2025 tillsynsbegäran.docx
@@ -374,7 +374,7 @@
     <w:r>
       <w:tab/>
       <w:tab/>
-      <w:t>2026-10-12</w:t>
+      <w:t>2026-10-13</w:t>
       <w:br/>
       <w:br/>
     </w:r>

--- a/tillsyn/A 1811-2025 tillsynsbegäran.docx
+++ b/tillsyn/A 1811-2025 tillsynsbegäran.docx
@@ -374,7 +374,7 @@
     <w:r>
       <w:tab/>
       <w:tab/>
-      <w:t>2026-10-13</w:t>
+      <w:t>2026-10-14</w:t>
       <w:br/>
       <w:br/>
     </w:r>

--- a/tillsyn/A 1811-2025 tillsynsbegäran.docx
+++ b/tillsyn/A 1811-2025 tillsynsbegäran.docx
@@ -374,7 +374,7 @@
     <w:r>
       <w:tab/>
       <w:tab/>
-      <w:t>2026-10-14</w:t>
+      <w:t>2026-10-15</w:t>
       <w:br/>
       <w:br/>
     </w:r>

--- a/tillsyn/A 1811-2025 tillsynsbegäran.docx
+++ b/tillsyn/A 1811-2025 tillsynsbegäran.docx
@@ -374,7 +374,7 @@
     <w:r>
       <w:tab/>
       <w:tab/>
-      <w:t>2026-10-15</w:t>
+      <w:t>2026-10-16</w:t>
       <w:br/>
       <w:br/>
     </w:r>

--- a/tillsyn/A 1811-2025 tillsynsbegäran.docx
+++ b/tillsyn/A 1811-2025 tillsynsbegäran.docx
@@ -374,7 +374,7 @@
     <w:r>
       <w:tab/>
       <w:tab/>
-      <w:t>2026-10-16</w:t>
+      <w:t>2026-10-17</w:t>
       <w:br/>
       <w:br/>
     </w:r>

--- a/tillsyn/A 1811-2025 tillsynsbegäran.docx
+++ b/tillsyn/A 1811-2025 tillsynsbegäran.docx
@@ -374,7 +374,7 @@
     <w:r>
       <w:tab/>
       <w:tab/>
-      <w:t>2026-10-17</w:t>
+      <w:t>2026-10-18</w:t>
       <w:br/>
       <w:br/>
     </w:r>

--- a/tillsyn/A 1811-2025 tillsynsbegäran.docx
+++ b/tillsyn/A 1811-2025 tillsynsbegäran.docx
@@ -374,7 +374,7 @@
     <w:r>
       <w:tab/>
       <w:tab/>
-      <w:t>2026-10-18</w:t>
+      <w:t>2026-10-19</w:t>
       <w:br/>
       <w:br/>
     </w:r>

--- a/tillsyn/A 1811-2025 tillsynsbegäran.docx
+++ b/tillsyn/A 1811-2025 tillsynsbegäran.docx
@@ -374,7 +374,7 @@
     <w:r>
       <w:tab/>
       <w:tab/>
-      <w:t>2026-10-19</w:t>
+      <w:t>2026-10-20</w:t>
       <w:br/>
       <w:br/>
     </w:r>

--- a/tillsyn/A 1811-2025 tillsynsbegäran.docx
+++ b/tillsyn/A 1811-2025 tillsynsbegäran.docx
@@ -374,7 +374,7 @@
     <w:r>
       <w:tab/>
       <w:tab/>
-      <w:t>2026-10-20</w:t>
+      <w:t>2026-10-21</w:t>
       <w:br/>
       <w:br/>
     </w:r>

--- a/tillsyn/A 1811-2025 tillsynsbegäran.docx
+++ b/tillsyn/A 1811-2025 tillsynsbegäran.docx
@@ -374,7 +374,7 @@
     <w:r>
       <w:tab/>
       <w:tab/>
-      <w:t>2026-10-21</w:t>
+      <w:t>2026-10-22</w:t>
       <w:br/>
       <w:br/>
     </w:r>

--- a/tillsyn/A 1811-2025 tillsynsbegäran.docx
+++ b/tillsyn/A 1811-2025 tillsynsbegäran.docx
@@ -374,7 +374,7 @@
     <w:r>
       <w:tab/>
       <w:tab/>
-      <w:t>2026-10-22</w:t>
+      <w:t>2026-10-23</w:t>
       <w:br/>
       <w:br/>
     </w:r>

--- a/tillsyn/A 1811-2025 tillsynsbegäran.docx
+++ b/tillsyn/A 1811-2025 tillsynsbegäran.docx
@@ -374,7 +374,7 @@
     <w:r>
       <w:tab/>
       <w:tab/>
-      <w:t>2026-10-23</w:t>
+      <w:t>2026-10-24</w:t>
       <w:br/>
       <w:br/>
     </w:r>

--- a/tillsyn/A 1811-2025 tillsynsbegäran.docx
+++ b/tillsyn/A 1811-2025 tillsynsbegäran.docx
@@ -374,7 +374,7 @@
     <w:r>
       <w:tab/>
       <w:tab/>
-      <w:t>2026-10-24</w:t>
+      <w:t>2026-10-25</w:t>
       <w:br/>
       <w:br/>
     </w:r>

--- a/tillsyn/A 1811-2025 tillsynsbegäran.docx
+++ b/tillsyn/A 1811-2025 tillsynsbegäran.docx
@@ -374,7 +374,7 @@
     <w:r>
       <w:tab/>
       <w:tab/>
-      <w:t>2026-10-25</w:t>
+      <w:t>2026-10-26</w:t>
       <w:br/>
       <w:br/>
     </w:r>

--- a/tillsyn/A 1811-2025 tillsynsbegäran.docx
+++ b/tillsyn/A 1811-2025 tillsynsbegäran.docx
@@ -374,7 +374,7 @@
     <w:r>
       <w:tab/>
       <w:tab/>
-      <w:t>2026-10-26</w:t>
+      <w:t>2026-10-27</w:t>
       <w:br/>
       <w:br/>
     </w:r>

--- a/tillsyn/A 1811-2025 tillsynsbegäran.docx
+++ b/tillsyn/A 1811-2025 tillsynsbegäran.docx
@@ -374,7 +374,7 @@
     <w:r>
       <w:tab/>
       <w:tab/>
-      <w:t>2026-10-27</w:t>
+      <w:t>2026-10-28</w:t>
       <w:br/>
       <w:br/>
     </w:r>

--- a/tillsyn/A 1811-2025 tillsynsbegäran.docx
+++ b/tillsyn/A 1811-2025 tillsynsbegäran.docx
@@ -374,7 +374,7 @@
     <w:r>
       <w:tab/>
       <w:tab/>
-      <w:t>2026-10-28</w:t>
+      <w:t>2026-10-29</w:t>
       <w:br/>
       <w:br/>
     </w:r>

--- a/tillsyn/A 1811-2025 tillsynsbegäran.docx
+++ b/tillsyn/A 1811-2025 tillsynsbegäran.docx
@@ -374,7 +374,7 @@
     <w:r>
       <w:tab/>
       <w:tab/>
-      <w:t>2026-10-29</w:t>
+      <w:t>2026-10-31</w:t>
       <w:br/>
       <w:br/>
     </w:r>
